--- a/Introduccion a la Ingenieria/Kit docente/Clase 12/Guion Docente Clase 12 - Presentacion de avances de proyectos.docx
+++ b/Introduccion a la Ingenieria/Kit docente/Clase 12/Guion Docente Clase 12 - Presentacion de avances de proyectos.docx
@@ -169,6 +169,7 @@
       <w:r>
         <w:rPr>
           <w:rFonts w:ascii="Consolas" w:hAnsi="Consolas"/>
+          <w:b w:val="0"/>
           <w:color w:val="111111"/>
           <w:sz w:val="21"/>
         </w:rPr>
@@ -455,7 +456,7 @@
           <w:color w:val="4A4A49"/>
           <w:sz w:val="22"/>
         </w:rPr>
-        <w:t xml:space="preserve"> la ficha de avance en el documento del equipo, y —al cerrar— las dos cosas que van a ajustar escritas en su columna del muro de Padlet</w:t>
+        <w:t xml:space="preserve"> la ficha de avance de cinco bloques en el documento del equipo —el quinto, el plan de ajustes, se llena al cerrar— y las dos cosas que van a ajustar escritas también en su columna del muro, para que el curso las vea</w:t>
       </w:r>
     </w:p>
     <w:p>
@@ -1264,6 +1265,7 @@
       <w:r>
         <w:rPr>
           <w:rFonts w:ascii="Consolas" w:hAnsi="Consolas"/>
+          <w:b w:val="0"/>
           <w:color w:val="111111"/>
           <w:sz w:val="21"/>
         </w:rPr>
@@ -3050,6 +3052,7 @@
       <w:r>
         <w:rPr>
           <w:rFonts w:ascii="Consolas" w:hAnsi="Consolas"/>
+          <w:b w:val="0"/>
           <w:color w:val="111111"/>
           <w:sz w:val="21"/>
         </w:rPr>
@@ -3071,6 +3074,7 @@
       <w:r>
         <w:rPr>
           <w:rFonts w:ascii="Consolas" w:hAnsi="Consolas"/>
+          <w:b w:val="0"/>
           <w:color w:val="111111"/>
           <w:sz w:val="21"/>
         </w:rPr>
@@ -3108,6 +3112,7 @@
       <w:r>
         <w:rPr>
           <w:rFonts w:ascii="Consolas" w:hAnsi="Consolas"/>
+          <w:b w:val="0"/>
           <w:color w:val="111111"/>
           <w:sz w:val="21"/>
         </w:rPr>
@@ -3129,6 +3134,7 @@
       <w:r>
         <w:rPr>
           <w:rFonts w:ascii="Consolas" w:hAnsi="Consolas"/>
+          <w:b w:val="0"/>
           <w:color w:val="111111"/>
           <w:sz w:val="21"/>
         </w:rPr>

--- a/Introduccion a la Ingenieria/Kit docente/Clase 12/Guion Docente Clase 12 - Presentacion de avances de proyectos.docx
+++ b/Introduccion a la Ingenieria/Kit docente/Clase 12/Guion Docente Clase 12 - Presentacion de avances de proyectos.docx
@@ -69,7 +69,7 @@
           <w:color w:val="4A4A49"/>
           <w:sz w:val="22"/>
         </w:rPr>
-        <w:t>Tipo: Clase virtual sincrónica por Google Meet · Sesión 12 de 16 · corresponde al tema 12 del microcurrículo</w:t>
+        <w:t>Tipo: Clase virtual sincrónica por Google Meet · Sesión 8 de 11 · corresponde al tema 12 del microcurrículo</w:t>
       </w:r>
     </w:p>
     <w:p>
@@ -700,7 +700,7 @@
           <w:color w:val="4A4A49"/>
           <w:sz w:val="22"/>
         </w:rPr>
-        <w:t xml:space="preserve"> No se le puede improvisar retroalimentación a un avance inexistente. Si ocurre, dígalo, deje que expongan lo que tengan y que hagan la prueba antes de la sesión 13 — pero que quede claro que arrancaron el corte con desventaja.</w:t>
+        <w:t xml:space="preserve"> No se le puede improvisar retroalimentación a un avance inexistente. Si ocurre, dígalo, deje que expongan lo que tengan y que hagan la prueba antes de la Clase 13 — pero que quede claro que arrancaron el corte con desventaja.</w:t>
       </w:r>
     </w:p>
     <w:p>
@@ -859,7 +859,7 @@
           <w:color w:val="4A4A49"/>
           <w:sz w:val="22"/>
         </w:rPr>
-        <w:t xml:space="preserve"> Es el paso que separa a un equipo que entendió el curso de uno que no. No todo cabe antes de la sesión 14, y </w:t>
+        <w:t xml:space="preserve"> Es el paso que separa a un equipo que entendió el curso de uno que no. No todo cabe antes de la Clase 14, y </w:t>
       </w:r>
       <w:r>
         <w:rPr>
@@ -1000,7 +1000,7 @@
           <w:color w:val="4A4A49"/>
           <w:sz w:val="22"/>
         </w:rPr>
-        <w:t>esconder lo pendiente hoy es pagarlo en la sesión 15</w:t>
+        <w:t>esconder lo pendiente hoy es pagarlo en la Clase 15</w:t>
       </w:r>
       <w:r>
         <w:rPr>
@@ -1008,7 +1008,7 @@
           <w:color w:val="4A4A49"/>
           <w:sz w:val="22"/>
         </w:rPr>
-        <w:t>, cuando ya hay nota de por medio y ya no hay tiempo de arreglarlo. Hoy la retroalimentación es gratis; en la sesión 15 vale el 15 % del curso.</w:t>
+        <w:t>, cuando ya hay nota de por medio y ya no hay tiempo de arreglarlo. Hoy la retroalimentación es gratis; en la Clase 15 vale el 15 % del curso.</w:t>
       </w:r>
     </w:p>
     <w:p>
@@ -1433,7 +1433,7 @@
           <w:color w:val="4A4A49"/>
           <w:sz w:val="22"/>
         </w:rPr>
-        <w:t>Para la sesión 13</w:t>
+        <w:t>Para la Clase 13</w:t>
       </w:r>
     </w:p>
     <w:p>
@@ -1446,7 +1446,7 @@
           <w:color w:val="4A4A49"/>
           <w:sz w:val="22"/>
         </w:rPr>
-        <w:t>Cierre · Nos vemos en la sesión 13</w:t>
+        <w:t>Cierre · Nos vemos en la Clase 13</w:t>
       </w:r>
     </w:p>
     <w:p>
@@ -2195,7 +2195,7 @@
           <w:color w:val="4A4A49"/>
           <w:sz w:val="22"/>
         </w:rPr>
-        <w:t xml:space="preserve">Anuncie la sesión 13: </w:t>
+        <w:t xml:space="preserve">Anuncie la Clase 13: </w:t>
       </w:r>
       <w:r>
         <w:rPr>
@@ -2470,7 +2470,7 @@
                 <w:color w:val="4A4A49"/>
                 <w:sz w:val="20"/>
               </w:rPr>
-              <w:t>«Vamos a arreglar todo antes de la sesión 14»</w:t>
+              <w:t>«Vamos a arreglar todo antes de la Clase 14»</w:t>
             </w:r>
           </w:p>
         </w:tc>
@@ -2721,7 +2721,7 @@
           <w:color w:val="4A4A49"/>
           <w:sz w:val="22"/>
         </w:rPr>
-        <w:t>¿Los ajustes de hoy tienen que estar listos para la sesión 15?</w:t>
+        <w:t>¿Los ajustes de hoy tienen que estar listos para la Clase 15?</w:t>
       </w:r>
     </w:p>
     <w:p>
@@ -2739,7 +2739,7 @@
           <w:color w:val="4A4A49"/>
           <w:sz w:val="22"/>
         </w:rPr>
-        <w:t>sesión 14</w:t>
+        <w:t>Clase 14</w:t>
       </w:r>
       <w:r>
         <w:rPr>
@@ -2747,7 +2747,7 @@
           <w:color w:val="4A4A49"/>
           <w:sz w:val="22"/>
         </w:rPr>
-        <w:t>, no para la 15. La sesión 14 es la preparación de la presentación final y el ensayo general: si el prototipo no está ajustado, van a ensayar con la versión vieja y el ensayo no sirve. La 15 es la exposición con nota, y ahí ya no hay margen.</w:t>
+        <w:t>, no para la 15. La Clase 14 es la preparación de la presentación final y el ensayo general: si el prototipo no está ajustado, van a ensayar con la versión vieja y el ensayo no sirve. La 15 es la exposición con nota, y ahí ya no hay margen.</w:t>
       </w:r>
     </w:p>
     <w:p>
@@ -3013,7 +3013,7 @@
           <w:color w:val="4A4A49"/>
           <w:sz w:val="22"/>
         </w:rPr>
-        <w:t>sesión 14</w:t>
+        <w:t>Clase 14</w:t>
       </w:r>
       <w:r>
         <w:rPr>

--- a/Introduccion a la Ingenieria/Kit docente/Clase 12/Guion Docente Clase 12 - Presentacion de avances de proyectos.docx
+++ b/Introduccion a la Ingenieria/Kit docente/Clase 12/Guion Docente Clase 12 - Presentacion de avances de proyectos.docx
@@ -69,7 +69,7 @@
           <w:color w:val="4A4A49"/>
           <w:sz w:val="22"/>
         </w:rPr>
-        <w:t>Tipo: Clase virtual sincrónica por Google Meet · Sesión 8 de 11 · corresponde al tema 12 del microcurrículo</w:t>
+        <w:t>Tipo: Clase virtual sincrónica por Microsoft Teams · Sesión 8 de 11 · corresponde al tema 12 del microcurrículo</w:t>
       </w:r>
     </w:p>
     <w:p>
@@ -98,7 +98,7 @@
           <w:color w:val="4A4A49"/>
           <w:sz w:val="22"/>
         </w:rPr>
-        <w:t xml:space="preserve"> por Google Meet · actividades en plataformas gratuitas en la nube · los 5 equipos trabajan en </w:t>
+        <w:t xml:space="preserve"> por Microsoft Teams · actividades en plataformas gratuitas en la nube · los 5 equipos trabajan en </w:t>
       </w:r>
       <w:r>
         <w:rPr>
